--- a/NerdMania/Documentazione/DocumentazioneNerdmania.docx
+++ b/NerdMania/Documentazione/DocumentazioneNerdmania.docx
@@ -4,6 +4,15 @@
   <w:body>
     <w:sdt>
       <w:sdtPr>
+        <w:rPr>
+          <w:rFonts w:asciiTheme="minorHAnsi" w:eastAsiaTheme="minorHAnsi" w:hAnsiTheme="minorHAnsi" w:cstheme="minorBidi"/>
+          <w:color w:val="auto"/>
+          <w:kern w:val="2"/>
+          <w:sz w:val="24"/>
+          <w:szCs w:val="24"/>
+          <w:lang w:eastAsia="en-US"/>
+          <w14:ligatures w14:val="standardContextual"/>
+        </w:rPr>
         <w:id w:val="316155391"/>
         <w:docPartObj>
           <w:docPartGallery w:val="Table of Contents"/>
@@ -12,15 +21,8 @@
       </w:sdtPr>
       <w:sdtEndPr>
         <w:rPr>
-          <w:rFonts w:asciiTheme="minorHAnsi" w:eastAsiaTheme="minorHAnsi" w:hAnsiTheme="minorHAnsi" w:cstheme="minorBidi"/>
           <w:b/>
           <w:bCs/>
-          <w:color w:val="auto"/>
-          <w:kern w:val="2"/>
-          <w:sz w:val="24"/>
-          <w:szCs w:val="24"/>
-          <w:lang w:eastAsia="en-US"/>
-          <w14:ligatures w14:val="standardContextual"/>
         </w:rPr>
       </w:sdtEndPr>
       <w:sdtContent>
@@ -4566,17 +4568,6 @@
     </w:p>
     <w:p>
       <w:pPr>
-        <w:numPr>
-          <w:ilvl w:val="0"/>
-          <w:numId w:val="11"/>
-        </w:numPr>
-      </w:pPr>
-      <w:r>
-        <w:t>Disponibilità del prodotto (in relazione al magazzino).</w:t>
-      </w:r>
-    </w:p>
-    <w:p>
-      <w:pPr>
         <w:pStyle w:val="Titolo2"/>
       </w:pPr>
       <w:bookmarkStart w:id="8" w:name="_Toc226109535"/>
@@ -4615,7 +4606,13 @@
         </w:numPr>
       </w:pPr>
       <w:r>
-        <w:t xml:space="preserve">Monitoraggio delle quantità disponibili per ciascun prodotto; </w:t>
+        <w:t xml:space="preserve">Monitoraggio delle quantità disponibili </w:t>
+      </w:r>
+      <w:r>
+        <w:t>del magazzino</w:t>
+      </w:r>
+      <w:r>
+        <w:t xml:space="preserve">; </w:t>
       </w:r>
     </w:p>
     <w:p>
@@ -4626,7 +4623,13 @@
         </w:numPr>
       </w:pPr>
       <w:r>
-        <w:t xml:space="preserve">Gestione manuale delle quantità (da parte dell’ADMIN); </w:t>
+        <w:t>Gestione manuale dell</w:t>
+      </w:r>
+      <w:r>
+        <w:t>a</w:t>
+      </w:r>
+      <w:r>
+        <w:t xml:space="preserve"> quantità (da parte dell’ADMIN); </w:t>
       </w:r>
     </w:p>
     <w:p>
@@ -4672,7 +4675,7 @@
         </w:numPr>
       </w:pPr>
       <w:r>
-        <w:t xml:space="preserve">Creazione e gestione delle categorie (ADMIN); </w:t>
+        <w:t xml:space="preserve">Associazione dei prodotti a una specifica categoria; </w:t>
       </w:r>
     </w:p>
     <w:p>
@@ -4683,17 +4686,6 @@
         </w:numPr>
       </w:pPr>
       <w:r>
-        <w:t xml:space="preserve">Associazione dei prodotti a una specifica categoria; </w:t>
-      </w:r>
-    </w:p>
-    <w:p>
-      <w:pPr>
-        <w:numPr>
-          <w:ilvl w:val="0"/>
-          <w:numId w:val="13"/>
-        </w:numPr>
-      </w:pPr>
-      <w:r>
         <w:t>Navigazione dei prodotti per categoria.</w:t>
       </w:r>
     </w:p>
@@ -4867,7 +4859,6 @@
         </w:numPr>
       </w:pPr>
       <w:r>
-        <w:lastRenderedPageBreak/>
         <w:t xml:space="preserve">Creazione di un ordine a partire dal carrello; </w:t>
       </w:r>
     </w:p>
@@ -4890,6 +4881,7 @@
         </w:numPr>
       </w:pPr>
       <w:r>
+        <w:lastRenderedPageBreak/>
         <w:t>Storico degli ordini dell’utente.</w:t>
       </w:r>
     </w:p>
@@ -4953,6 +4945,9 @@
       <w:proofErr w:type="gramEnd"/>
       <w:r>
         <w:t xml:space="preserve"> di conferma ordine e spedizione; </w:t>
+      </w:r>
+      <w:r>
+        <w:tab/>
       </w:r>
     </w:p>
     <w:p>
@@ -5166,7 +5161,6 @@
           <w:b/>
           <w:bCs/>
         </w:rPr>
-        <w:lastRenderedPageBreak/>
         <w:t>findProdottiEconomici</w:t>
       </w:r>
       <w:proofErr w:type="spellEnd"/>
@@ -5184,6 +5178,7 @@
         <w:rPr>
           <w:rFonts w:ascii="Segoe UI Emoji" w:hAnsi="Segoe UI Emoji" w:cs="Segoe UI Emoji"/>
         </w:rPr>
+        <w:lastRenderedPageBreak/>
         <w:t>🏬</w:t>
       </w:r>
       <w:r>
@@ -5500,7 +5495,6 @@
           <w:b/>
           <w:bCs/>
         </w:rPr>
-        <w:lastRenderedPageBreak/>
         <w:t>inviaEmailOrdine</w:t>
       </w:r>
       <w:proofErr w:type="spellEnd"/>
@@ -5526,6 +5520,7 @@
         <w:rPr>
           <w:rFonts w:ascii="Segoe UI Emoji" w:hAnsi="Segoe UI Emoji" w:cs="Segoe UI Emoji"/>
         </w:rPr>
+        <w:lastRenderedPageBreak/>
         <w:t>🚚</w:t>
       </w:r>
       <w:r>
@@ -5554,12 +5549,32 @@
           <w:b/>
           <w:bCs/>
         </w:rPr>
-        <w:t>findByEsteroTrue</w:t>
+        <w:t>findBy</w:t>
+      </w:r>
+      <w:r>
+        <w:rPr>
+          <w:b/>
+          <w:bCs/>
+        </w:rPr>
+        <w:t>Fragile</w:t>
+      </w:r>
+      <w:r>
+        <w:rPr>
+          <w:b/>
+          <w:bCs/>
+        </w:rPr>
+        <w:t>True</w:t>
       </w:r>
       <w:proofErr w:type="spellEnd"/>
       <w:r>
         <w:br/>
-        <w:t xml:space="preserve">Restituisce le spedizioni relative a ordini effettuati dall’estero. </w:t>
+        <w:t xml:space="preserve">Restituisce le spedizioni relative a ordini </w:t>
+      </w:r>
+      <w:r>
+        <w:t>fragili</w:t>
+      </w:r>
+      <w:r>
+        <w:t xml:space="preserve">. </w:t>
       </w:r>
     </w:p>
     <w:p>
@@ -5585,69 +5600,6 @@
     </w:p>
     <w:p>
       <w:pPr>
-        <w:ind w:left="360"/>
-      </w:pPr>
-    </w:p>
-    <w:p>
-      <w:pPr>
-        <w:pStyle w:val="Titolo2"/>
-      </w:pPr>
-      <w:bookmarkStart w:id="23" w:name="_Toc226109550"/>
-      <w:r>
-        <w:rPr>
-          <w:rFonts w:ascii="Segoe UI Emoji" w:hAnsi="Segoe UI Emoji" w:cs="Segoe UI Emoji"/>
-        </w:rPr>
-        <w:t>🔗</w:t>
-      </w:r>
-      <w:r>
-        <w:t xml:space="preserve"> Integrazioni esterne</w:t>
-      </w:r>
-      <w:bookmarkEnd w:id="23"/>
-    </w:p>
-    <w:p>
-      <w:pPr>
-        <w:ind w:left="360"/>
-      </w:pPr>
-      <w:r>
-        <w:t xml:space="preserve">Il sistema prevede l’integrazione con </w:t>
-      </w:r>
-      <w:r>
-        <w:t xml:space="preserve">un </w:t>
-      </w:r>
-      <w:r>
-        <w:t>servizi</w:t>
-      </w:r>
-      <w:r>
-        <w:t>o</w:t>
-      </w:r>
-      <w:r>
-        <w:t xml:space="preserve"> estern</w:t>
-      </w:r>
-      <w:r>
-        <w:t>o</w:t>
-      </w:r>
-      <w:r>
-        <w:t xml:space="preserve"> di invio </w:t>
-      </w:r>
-      <w:proofErr w:type="gramStart"/>
-      <w:r>
-        <w:t>email</w:t>
-      </w:r>
-      <w:proofErr w:type="gramEnd"/>
-      <w:r>
-        <w:t xml:space="preserve"> per la conferma degli ordini</w:t>
-      </w:r>
-      <w:r>
-        <w:t>.</w:t>
-      </w:r>
-    </w:p>
-    <w:p>
-      <w:pPr>
-        <w:ind w:left="360"/>
-      </w:pPr>
-    </w:p>
-    <w:p>
-      <w:pPr>
         <w:pStyle w:val="Titolo1"/>
         <w:rPr>
           <w:b/>
@@ -5661,7 +5613,7 @@
         </w:rPr>
         <w:t xml:space="preserve"> </w:t>
       </w:r>
-      <w:bookmarkStart w:id="24" w:name="_Toc226109551"/>
+      <w:bookmarkStart w:id="23" w:name="_Toc226109551"/>
       <w:r>
         <w:rPr>
           <w:b/>
@@ -5669,7 +5621,7 @@
         </w:rPr>
         <w:t>Struttura del Database</w:t>
       </w:r>
-      <w:bookmarkEnd w:id="24"/>
+      <w:bookmarkEnd w:id="23"/>
     </w:p>
     <w:p>
       <w:pPr>
@@ -5708,7 +5660,7 @@
       <w:pPr>
         <w:pStyle w:val="Titolo2"/>
       </w:pPr>
-      <w:bookmarkStart w:id="25" w:name="_Toc226109552"/>
+      <w:bookmarkStart w:id="24" w:name="_Toc226109552"/>
       <w:r>
         <w:rPr>
           <w:rFonts w:ascii="Segoe UI Emoji" w:hAnsi="Segoe UI Emoji" w:cs="Segoe UI Emoji"/>
@@ -5718,7 +5670,7 @@
       <w:r>
         <w:t xml:space="preserve"> Tabella User</w:t>
       </w:r>
-      <w:bookmarkEnd w:id="25"/>
+      <w:bookmarkEnd w:id="24"/>
     </w:p>
     <w:p>
       <w:pPr>
@@ -5835,7 +5787,6 @@
         </w:numPr>
       </w:pPr>
       <w:r>
-        <w:lastRenderedPageBreak/>
         <w:t xml:space="preserve">ruolo (ENUM) </w:t>
       </w:r>
     </w:p>
@@ -5902,7 +5853,7 @@
       <w:pPr>
         <w:pStyle w:val="Titolo2"/>
       </w:pPr>
-      <w:bookmarkStart w:id="26" w:name="_Toc226109553"/>
+      <w:bookmarkStart w:id="25" w:name="_Toc226109553"/>
       <w:r>
         <w:rPr>
           <w:rFonts w:ascii="Segoe UI Emoji" w:hAnsi="Segoe UI Emoji" w:cs="Segoe UI Emoji"/>
@@ -5912,6 +5863,156 @@
       <w:r>
         <w:t xml:space="preserve"> Tabella Carrello</w:t>
       </w:r>
+      <w:bookmarkEnd w:id="25"/>
+    </w:p>
+    <w:p>
+      <w:pPr>
+        <w:ind w:left="360"/>
+      </w:pPr>
+      <w:r>
+        <w:t>Contiene i dati relativi al carrello dell’utente.</w:t>
+      </w:r>
+    </w:p>
+    <w:p>
+      <w:pPr>
+        <w:ind w:left="360"/>
+      </w:pPr>
+      <w:r>
+        <w:rPr>
+          <w:b/>
+          <w:bCs/>
+        </w:rPr>
+        <w:lastRenderedPageBreak/>
+        <w:t>Campi principali:</w:t>
+      </w:r>
+    </w:p>
+    <w:p>
+      <w:pPr>
+        <w:numPr>
+          <w:ilvl w:val="0"/>
+          <w:numId w:val="30"/>
+        </w:numPr>
+      </w:pPr>
+      <w:r>
+        <w:t xml:space="preserve">id (PK) </w:t>
+      </w:r>
+    </w:p>
+    <w:p>
+      <w:pPr>
+        <w:numPr>
+          <w:ilvl w:val="0"/>
+          <w:numId w:val="30"/>
+        </w:numPr>
+      </w:pPr>
+      <w:proofErr w:type="spellStart"/>
+      <w:r>
+        <w:t>prezzoTotale</w:t>
+      </w:r>
+      <w:proofErr w:type="spellEnd"/>
+      <w:r>
+        <w:t xml:space="preserve"> </w:t>
+      </w:r>
+    </w:p>
+    <w:p>
+      <w:pPr>
+        <w:numPr>
+          <w:ilvl w:val="0"/>
+          <w:numId w:val="30"/>
+        </w:numPr>
+      </w:pPr>
+      <w:proofErr w:type="spellStart"/>
+      <w:r>
+        <w:t>quantita</w:t>
+      </w:r>
+      <w:proofErr w:type="spellEnd"/>
+      <w:r>
+        <w:t xml:space="preserve"> </w:t>
+      </w:r>
+    </w:p>
+    <w:p>
+      <w:pPr>
+        <w:numPr>
+          <w:ilvl w:val="0"/>
+          <w:numId w:val="30"/>
+        </w:numPr>
+      </w:pPr>
+      <w:r>
+        <w:t xml:space="preserve">peso </w:t>
+      </w:r>
+    </w:p>
+    <w:p>
+      <w:pPr>
+        <w:ind w:left="360"/>
+      </w:pPr>
+      <w:r>
+        <w:rPr>
+          <w:b/>
+          <w:bCs/>
+        </w:rPr>
+        <w:t>Relazioni:</w:t>
+      </w:r>
+    </w:p>
+    <w:p>
+      <w:pPr>
+        <w:numPr>
+          <w:ilvl w:val="0"/>
+          <w:numId w:val="31"/>
+        </w:numPr>
+      </w:pPr>
+      <w:r>
+        <w:t xml:space="preserve">One-to-One con </w:t>
+      </w:r>
+      <w:r>
+        <w:rPr>
+          <w:b/>
+          <w:bCs/>
+        </w:rPr>
+        <w:t>User</w:t>
+      </w:r>
+      <w:r>
+        <w:t xml:space="preserve"> </w:t>
+      </w:r>
+    </w:p>
+    <w:p>
+      <w:pPr>
+        <w:numPr>
+          <w:ilvl w:val="0"/>
+          <w:numId w:val="31"/>
+        </w:numPr>
+      </w:pPr>
+      <w:r>
+        <w:t xml:space="preserve">One-to-One con </w:t>
+      </w:r>
+      <w:r>
+        <w:rPr>
+          <w:b/>
+          <w:bCs/>
+        </w:rPr>
+        <w:t>Ordine</w:t>
+      </w:r>
+      <w:r>
+        <w:t xml:space="preserve"> (il carrello può essere convertito in ordine) </w:t>
+      </w:r>
+    </w:p>
+    <w:p>
+      <w:pPr>
+        <w:ind w:left="360"/>
+      </w:pPr>
+    </w:p>
+    <w:p>
+      <w:pPr>
+        <w:pStyle w:val="Titolo2"/>
+      </w:pPr>
+      <w:bookmarkStart w:id="26" w:name="_Toc226109554"/>
+      <w:r>
+        <w:rPr>
+          <w:rFonts w:ascii="Segoe UI Emoji" w:hAnsi="Segoe UI Emoji" w:cs="Segoe UI Emoji"/>
+        </w:rPr>
+        <w:t>🧾</w:t>
+      </w:r>
+      <w:r>
+        <w:t xml:space="preserve"> Tabella Ordine</w:t>
+      </w:r>
       <w:bookmarkEnd w:id="26"/>
     </w:p>
     <w:p>
@@ -5919,7 +6020,7 @@
         <w:ind w:left="360"/>
       </w:pPr>
       <w:r>
-        <w:t>Contiene i dati relativi al carrello dell’utente.</w:t>
+        <w:t>Rappresenta gli ordini effettuati dagli utenti.</w:t>
       </w:r>
     </w:p>
     <w:p>
@@ -5938,7 +6039,7 @@
       <w:pPr>
         <w:numPr>
           <w:ilvl w:val="0"/>
-          <w:numId w:val="30"/>
+          <w:numId w:val="32"/>
         </w:numPr>
       </w:pPr>
       <w:r>
@@ -5949,12 +6050,12 @@
       <w:pPr>
         <w:numPr>
           <w:ilvl w:val="0"/>
-          <w:numId w:val="30"/>
+          <w:numId w:val="32"/>
         </w:numPr>
       </w:pPr>
       <w:proofErr w:type="spellStart"/>
       <w:r>
-        <w:t>prezzoTotale</w:t>
+        <w:t>costoTotale</w:t>
       </w:r>
       <w:proofErr w:type="spellEnd"/>
       <w:r>
@@ -5965,27 +6066,16 @@
       <w:pPr>
         <w:numPr>
           <w:ilvl w:val="0"/>
-          <w:numId w:val="30"/>
+          <w:numId w:val="32"/>
         </w:numPr>
       </w:pPr>
       <w:proofErr w:type="spellStart"/>
       <w:r>
-        <w:t>quantita</w:t>
+        <w:t>indirizzoSpedizione</w:t>
       </w:r>
       <w:proofErr w:type="spellEnd"/>
       <w:r>
         <w:t xml:space="preserve"> </w:t>
-      </w:r>
-    </w:p>
-    <w:p>
-      <w:pPr>
-        <w:numPr>
-          <w:ilvl w:val="0"/>
-          <w:numId w:val="30"/>
-        </w:numPr>
-      </w:pPr>
-      <w:r>
-        <w:t xml:space="preserve">peso </w:t>
       </w:r>
     </w:p>
     <w:p>
@@ -6004,11 +6094,11 @@
       <w:pPr>
         <w:numPr>
           <w:ilvl w:val="0"/>
-          <w:numId w:val="31"/>
+          <w:numId w:val="33"/>
         </w:numPr>
       </w:pPr>
       <w:r>
-        <w:t xml:space="preserve">One-to-One con </w:t>
+        <w:t xml:space="preserve">Many-to-One con </w:t>
       </w:r>
       <w:r>
         <w:rPr>
@@ -6025,11 +6115,238 @@
       <w:pPr>
         <w:numPr>
           <w:ilvl w:val="0"/>
-          <w:numId w:val="31"/>
+          <w:numId w:val="33"/>
         </w:numPr>
       </w:pPr>
       <w:r>
+        <w:t xml:space="preserve">Many-to-Many con </w:t>
+      </w:r>
+      <w:r>
+        <w:rPr>
+          <w:b/>
+          <w:bCs/>
+        </w:rPr>
+        <w:t>Prodotto</w:t>
+      </w:r>
+      <w:r>
+        <w:t xml:space="preserve"> (tramite tabella </w:t>
+      </w:r>
+      <w:proofErr w:type="spellStart"/>
+      <w:r>
+        <w:t>ordine_prodotto</w:t>
+      </w:r>
+      <w:proofErr w:type="spellEnd"/>
+      <w:r>
+        <w:t xml:space="preserve">) </w:t>
+      </w:r>
+    </w:p>
+    <w:p>
+      <w:pPr>
+        <w:numPr>
+          <w:ilvl w:val="0"/>
+          <w:numId w:val="33"/>
+        </w:numPr>
+      </w:pPr>
+      <w:r>
         <w:t xml:space="preserve">One-to-One con </w:t>
+      </w:r>
+      <w:r>
+        <w:rPr>
+          <w:b/>
+          <w:bCs/>
+        </w:rPr>
+        <w:t>Spedizione</w:t>
+      </w:r>
+      <w:r>
+        <w:t xml:space="preserve"> </w:t>
+      </w:r>
+    </w:p>
+    <w:p>
+      <w:pPr>
+        <w:ind w:left="360"/>
+      </w:pPr>
+    </w:p>
+    <w:p>
+      <w:pPr>
+        <w:pStyle w:val="Titolo2"/>
+      </w:pPr>
+      <w:bookmarkStart w:id="27" w:name="_Toc226109555"/>
+      <w:r>
+        <w:rPr>
+          <w:rFonts w:ascii="Segoe UI Emoji" w:hAnsi="Segoe UI Emoji" w:cs="Segoe UI Emoji"/>
+        </w:rPr>
+        <w:t>📦</w:t>
+      </w:r>
+      <w:r>
+        <w:t xml:space="preserve"> Tabella Prodotto</w:t>
+      </w:r>
+      <w:bookmarkEnd w:id="27"/>
+    </w:p>
+    <w:p>
+      <w:pPr>
+        <w:ind w:left="360"/>
+      </w:pPr>
+      <w:r>
+        <w:t>Contiene le informazioni sui prodotti disponibili.</w:t>
+      </w:r>
+    </w:p>
+    <w:p>
+      <w:pPr>
+        <w:ind w:left="360"/>
+      </w:pPr>
+      <w:r>
+        <w:rPr>
+          <w:b/>
+          <w:bCs/>
+        </w:rPr>
+        <w:t>Campi principali:</w:t>
+      </w:r>
+    </w:p>
+    <w:p>
+      <w:pPr>
+        <w:numPr>
+          <w:ilvl w:val="0"/>
+          <w:numId w:val="34"/>
+        </w:numPr>
+      </w:pPr>
+      <w:r>
+        <w:t xml:space="preserve">id (PK) </w:t>
+      </w:r>
+    </w:p>
+    <w:p>
+      <w:pPr>
+        <w:numPr>
+          <w:ilvl w:val="0"/>
+          <w:numId w:val="34"/>
+        </w:numPr>
+      </w:pPr>
+      <w:r>
+        <w:t xml:space="preserve">nome </w:t>
+      </w:r>
+    </w:p>
+    <w:p>
+      <w:pPr>
+        <w:numPr>
+          <w:ilvl w:val="0"/>
+          <w:numId w:val="34"/>
+        </w:numPr>
+      </w:pPr>
+      <w:r>
+        <w:t xml:space="preserve">prezzo </w:t>
+      </w:r>
+    </w:p>
+    <w:p>
+      <w:pPr>
+        <w:numPr>
+          <w:ilvl w:val="0"/>
+          <w:numId w:val="34"/>
+        </w:numPr>
+      </w:pPr>
+      <w:r>
+        <w:t xml:space="preserve">peso </w:t>
+      </w:r>
+    </w:p>
+    <w:p>
+      <w:pPr>
+        <w:numPr>
+          <w:ilvl w:val="0"/>
+          <w:numId w:val="34"/>
+        </w:numPr>
+      </w:pPr>
+      <w:r>
+        <w:t xml:space="preserve">descrizione </w:t>
+      </w:r>
+    </w:p>
+    <w:p>
+      <w:pPr>
+        <w:numPr>
+          <w:ilvl w:val="0"/>
+          <w:numId w:val="34"/>
+        </w:numPr>
+      </w:pPr>
+      <w:r>
+        <w:lastRenderedPageBreak/>
+        <w:t>altezza</w:t>
+      </w:r>
+    </w:p>
+    <w:p>
+      <w:pPr>
+        <w:numPr>
+          <w:ilvl w:val="0"/>
+          <w:numId w:val="34"/>
+        </w:numPr>
+      </w:pPr>
+      <w:r>
+        <w:t>spessore</w:t>
+      </w:r>
+    </w:p>
+    <w:p>
+      <w:pPr>
+        <w:numPr>
+          <w:ilvl w:val="0"/>
+          <w:numId w:val="34"/>
+        </w:numPr>
+      </w:pPr>
+      <w:r>
+        <w:t>lunghezza</w:t>
+      </w:r>
+    </w:p>
+    <w:p>
+      <w:pPr>
+        <w:numPr>
+          <w:ilvl w:val="0"/>
+          <w:numId w:val="34"/>
+        </w:numPr>
+      </w:pPr>
+      <w:r>
+        <w:t>fragile</w:t>
+      </w:r>
+      <w:r>
+        <w:tab/>
+      </w:r>
+    </w:p>
+    <w:p>
+      <w:pPr>
+        <w:ind w:left="360"/>
+      </w:pPr>
+      <w:r>
+        <w:rPr>
+          <w:b/>
+          <w:bCs/>
+        </w:rPr>
+        <w:t>Relazioni:</w:t>
+      </w:r>
+    </w:p>
+    <w:p>
+      <w:pPr>
+        <w:numPr>
+          <w:ilvl w:val="0"/>
+          <w:numId w:val="35"/>
+        </w:numPr>
+      </w:pPr>
+      <w:r>
+        <w:t xml:space="preserve">Many-to-One con </w:t>
+      </w:r>
+      <w:r>
+        <w:rPr>
+          <w:b/>
+          <w:bCs/>
+        </w:rPr>
+        <w:t>Categoria</w:t>
+      </w:r>
+      <w:r>
+        <w:t xml:space="preserve"> </w:t>
+      </w:r>
+    </w:p>
+    <w:p>
+      <w:pPr>
+        <w:numPr>
+          <w:ilvl w:val="0"/>
+          <w:numId w:val="35"/>
+        </w:numPr>
+      </w:pPr>
+      <w:r>
+        <w:t xml:space="preserve">Many-to-Many con </w:t>
       </w:r>
       <w:r>
         <w:rPr>
@@ -6039,7 +6356,28 @@
         <w:t>Ordine</w:t>
       </w:r>
       <w:r>
-        <w:t xml:space="preserve"> (il carrello può essere convertito in ordine) </w:t>
+        <w:t xml:space="preserve"> </w:t>
+      </w:r>
+    </w:p>
+    <w:p>
+      <w:pPr>
+        <w:numPr>
+          <w:ilvl w:val="0"/>
+          <w:numId w:val="35"/>
+        </w:numPr>
+      </w:pPr>
+      <w:r>
+        <w:t xml:space="preserve">Many-to-Many con </w:t>
+      </w:r>
+      <w:r>
+        <w:rPr>
+          <w:b/>
+          <w:bCs/>
+        </w:rPr>
+        <w:t>Magazzino</w:t>
+      </w:r>
+      <w:r>
+        <w:t xml:space="preserve"> </w:t>
       </w:r>
     </w:p>
     <w:p>
@@ -6051,24 +6389,24 @@
       <w:pPr>
         <w:pStyle w:val="Titolo2"/>
       </w:pPr>
-      <w:bookmarkStart w:id="27" w:name="_Toc226109554"/>
+      <w:bookmarkStart w:id="28" w:name="_Toc226109556"/>
       <w:r>
         <w:rPr>
           <w:rFonts w:ascii="Segoe UI Emoji" w:hAnsi="Segoe UI Emoji" w:cs="Segoe UI Emoji"/>
         </w:rPr>
-        <w:t>🧾</w:t>
-      </w:r>
-      <w:r>
-        <w:t xml:space="preserve"> Tabella Ordine</w:t>
-      </w:r>
-      <w:bookmarkEnd w:id="27"/>
+        <w:t>🏬</w:t>
+      </w:r>
+      <w:r>
+        <w:t xml:space="preserve"> Tabella Magazzino</w:t>
+      </w:r>
+      <w:bookmarkEnd w:id="28"/>
     </w:p>
     <w:p>
       <w:pPr>
         <w:ind w:left="360"/>
       </w:pPr>
       <w:r>
-        <w:t>Rappresenta gli ordini effettuati dagli utenti.</w:t>
+        <w:t>Gestisce la disponibilità dei prodotti nei diversi magazzini.</w:t>
       </w:r>
     </w:p>
     <w:p>
@@ -6087,7 +6425,7 @@
       <w:pPr>
         <w:numPr>
           <w:ilvl w:val="0"/>
-          <w:numId w:val="32"/>
+          <w:numId w:val="36"/>
         </w:numPr>
       </w:pPr>
       <w:r>
@@ -6098,28 +6436,45 @@
       <w:pPr>
         <w:numPr>
           <w:ilvl w:val="0"/>
-          <w:numId w:val="32"/>
+          <w:numId w:val="36"/>
         </w:numPr>
       </w:pPr>
-      <w:proofErr w:type="spellStart"/>
-      <w:r>
-        <w:t>costoTotale</w:t>
-      </w:r>
-      <w:proofErr w:type="spellEnd"/>
-      <w:r>
-        <w:t xml:space="preserve"> </w:t>
+      <w:r>
+        <w:t xml:space="preserve">nome </w:t>
       </w:r>
     </w:p>
     <w:p>
       <w:pPr>
         <w:numPr>
           <w:ilvl w:val="0"/>
-          <w:numId w:val="32"/>
+          <w:numId w:val="36"/>
         </w:numPr>
       </w:pPr>
+      <w:r>
+        <w:t xml:space="preserve">indirizzo </w:t>
+      </w:r>
+    </w:p>
+    <w:p>
+      <w:pPr>
+        <w:numPr>
+          <w:ilvl w:val="0"/>
+          <w:numId w:val="36"/>
+        </w:numPr>
+      </w:pPr>
+      <w:r>
+        <w:t xml:space="preserve">codice </w:t>
+      </w:r>
+    </w:p>
+    <w:p>
+      <w:pPr>
+        <w:numPr>
+          <w:ilvl w:val="0"/>
+          <w:numId w:val="36"/>
+        </w:numPr>
+      </w:pPr>
       <w:proofErr w:type="spellStart"/>
       <w:r>
-        <w:t>indirizzoSpedizione</w:t>
+        <w:t>quantita</w:t>
       </w:r>
       <w:proofErr w:type="spellEnd"/>
       <w:r>
@@ -6142,28 +6497,7 @@
       <w:pPr>
         <w:numPr>
           <w:ilvl w:val="0"/>
-          <w:numId w:val="33"/>
-        </w:numPr>
-      </w:pPr>
-      <w:r>
-        <w:t xml:space="preserve">Many-to-One con </w:t>
-      </w:r>
-      <w:r>
-        <w:rPr>
-          <w:b/>
-          <w:bCs/>
-        </w:rPr>
-        <w:t>User</w:t>
-      </w:r>
-      <w:r>
-        <w:t xml:space="preserve"> </w:t>
-      </w:r>
-    </w:p>
-    <w:p>
-      <w:pPr>
-        <w:numPr>
-          <w:ilvl w:val="0"/>
-          <w:numId w:val="33"/>
+          <w:numId w:val="37"/>
         </w:numPr>
       </w:pPr>
       <w:r>
@@ -6181,7 +6515,7 @@
       </w:r>
       <w:proofErr w:type="spellStart"/>
       <w:r>
-        <w:t>ordine_prodotto</w:t>
+        <w:t>magazzino_prodotto</w:t>
       </w:r>
       <w:proofErr w:type="spellEnd"/>
       <w:r>
@@ -6190,48 +6524,6 @@
     </w:p>
     <w:p>
       <w:pPr>
-        <w:numPr>
-          <w:ilvl w:val="0"/>
-          <w:numId w:val="33"/>
-        </w:numPr>
-      </w:pPr>
-      <w:r>
-        <w:t xml:space="preserve">One-to-One con </w:t>
-      </w:r>
-      <w:r>
-        <w:rPr>
-          <w:b/>
-          <w:bCs/>
-        </w:rPr>
-        <w:t>Spedizione</w:t>
-      </w:r>
-      <w:r>
-        <w:t xml:space="preserve"> </w:t>
-      </w:r>
-    </w:p>
-    <w:p>
-      <w:pPr>
-        <w:numPr>
-          <w:ilvl w:val="0"/>
-          <w:numId w:val="33"/>
-        </w:numPr>
-      </w:pPr>
-      <w:r>
-        <w:t xml:space="preserve">One-to-One con </w:t>
-      </w:r>
-      <w:r>
-        <w:rPr>
-          <w:b/>
-          <w:bCs/>
-        </w:rPr>
-        <w:t>Carrello</w:t>
-      </w:r>
-      <w:r>
-        <w:t xml:space="preserve"> </w:t>
-      </w:r>
-    </w:p>
-    <w:p>
-      <w:pPr>
         <w:ind w:left="360"/>
       </w:pPr>
     </w:p>
@@ -6239,25 +6531,24 @@
       <w:pPr>
         <w:pStyle w:val="Titolo2"/>
       </w:pPr>
-      <w:bookmarkStart w:id="28" w:name="_Toc226109555"/>
+      <w:bookmarkStart w:id="29" w:name="_Toc226109557"/>
       <w:r>
         <w:rPr>
           <w:rFonts w:ascii="Segoe UI Emoji" w:hAnsi="Segoe UI Emoji" w:cs="Segoe UI Emoji"/>
         </w:rPr>
-        <w:lastRenderedPageBreak/>
-        <w:t>📦</w:t>
-      </w:r>
-      <w:r>
-        <w:t xml:space="preserve"> Tabella Prodotto</w:t>
-      </w:r>
-      <w:bookmarkEnd w:id="28"/>
+        <w:t>🗂️</w:t>
+      </w:r>
+      <w:r>
+        <w:t xml:space="preserve"> Tabella Categoria</w:t>
+      </w:r>
+      <w:bookmarkEnd w:id="29"/>
     </w:p>
     <w:p>
       <w:pPr>
         <w:ind w:left="360"/>
       </w:pPr>
       <w:r>
-        <w:t>Contiene le informazioni sui prodotti disponibili.</w:t>
+        <w:t>Organizza i prodotti in gruppi tematici.</w:t>
       </w:r>
     </w:p>
     <w:p>
@@ -6276,7 +6567,7 @@
       <w:pPr>
         <w:numPr>
           <w:ilvl w:val="0"/>
-          <w:numId w:val="34"/>
+          <w:numId w:val="38"/>
         </w:numPr>
       </w:pPr>
       <w:r>
@@ -6287,44 +6578,11 @@
       <w:pPr>
         <w:numPr>
           <w:ilvl w:val="0"/>
-          <w:numId w:val="34"/>
+          <w:numId w:val="38"/>
         </w:numPr>
       </w:pPr>
       <w:r>
         <w:t xml:space="preserve">nome </w:t>
-      </w:r>
-    </w:p>
-    <w:p>
-      <w:pPr>
-        <w:numPr>
-          <w:ilvl w:val="0"/>
-          <w:numId w:val="34"/>
-        </w:numPr>
-      </w:pPr>
-      <w:r>
-        <w:t xml:space="preserve">prezzo </w:t>
-      </w:r>
-    </w:p>
-    <w:p>
-      <w:pPr>
-        <w:numPr>
-          <w:ilvl w:val="0"/>
-          <w:numId w:val="34"/>
-        </w:numPr>
-      </w:pPr>
-      <w:r>
-        <w:t xml:space="preserve">peso </w:t>
-      </w:r>
-    </w:p>
-    <w:p>
-      <w:pPr>
-        <w:numPr>
-          <w:ilvl w:val="0"/>
-          <w:numId w:val="34"/>
-        </w:numPr>
-      </w:pPr>
-      <w:r>
-        <w:t xml:space="preserve">descrizione </w:t>
       </w:r>
     </w:p>
     <w:p>
@@ -6343,11 +6601,128 @@
       <w:pPr>
         <w:numPr>
           <w:ilvl w:val="0"/>
-          <w:numId w:val="35"/>
+          <w:numId w:val="39"/>
         </w:numPr>
       </w:pPr>
       <w:r>
         <w:t xml:space="preserve">Many-to-One con </w:t>
+      </w:r>
+      <w:r>
+        <w:rPr>
+          <w:b/>
+          <w:bCs/>
+        </w:rPr>
+        <w:t>Catalogo</w:t>
+      </w:r>
+      <w:r>
+        <w:t xml:space="preserve"> </w:t>
+      </w:r>
+    </w:p>
+    <w:p>
+      <w:pPr>
+        <w:numPr>
+          <w:ilvl w:val="0"/>
+          <w:numId w:val="39"/>
+        </w:numPr>
+      </w:pPr>
+      <w:r>
+        <w:t xml:space="preserve">One-to-Many con </w:t>
+      </w:r>
+      <w:r>
+        <w:rPr>
+          <w:b/>
+          <w:bCs/>
+        </w:rPr>
+        <w:t>Prodotto</w:t>
+      </w:r>
+      <w:r>
+        <w:t xml:space="preserve"> </w:t>
+      </w:r>
+    </w:p>
+    <w:p>
+      <w:pPr>
+        <w:ind w:left="360"/>
+      </w:pPr>
+    </w:p>
+    <w:p>
+      <w:pPr>
+        <w:pStyle w:val="Titolo2"/>
+      </w:pPr>
+      <w:bookmarkStart w:id="30" w:name="_Toc226109558"/>
+      <w:r>
+        <w:rPr>
+          <w:rFonts w:ascii="Segoe UI Emoji" w:hAnsi="Segoe UI Emoji" w:cs="Segoe UI Emoji"/>
+        </w:rPr>
+        <w:t>📚</w:t>
+      </w:r>
+      <w:r>
+        <w:t xml:space="preserve"> Tabella Catalogo</w:t>
+      </w:r>
+      <w:bookmarkEnd w:id="30"/>
+    </w:p>
+    <w:p>
+      <w:pPr>
+        <w:ind w:left="360"/>
+      </w:pPr>
+      <w:r>
+        <w:t>Rappresenta l’insieme delle categorie disponibili.</w:t>
+      </w:r>
+    </w:p>
+    <w:p>
+      <w:pPr>
+        <w:ind w:left="360"/>
+      </w:pPr>
+      <w:r>
+        <w:rPr>
+          <w:b/>
+          <w:bCs/>
+        </w:rPr>
+        <w:t>Campi principali:</w:t>
+      </w:r>
+    </w:p>
+    <w:p>
+      <w:pPr>
+        <w:numPr>
+          <w:ilvl w:val="0"/>
+          <w:numId w:val="40"/>
+        </w:numPr>
+      </w:pPr>
+      <w:r>
+        <w:t xml:space="preserve">id (PK) </w:t>
+      </w:r>
+    </w:p>
+    <w:p>
+      <w:pPr>
+        <w:numPr>
+          <w:ilvl w:val="0"/>
+          <w:numId w:val="40"/>
+        </w:numPr>
+      </w:pPr>
+      <w:r>
+        <w:t xml:space="preserve">nome </w:t>
+      </w:r>
+    </w:p>
+    <w:p>
+      <w:pPr>
+        <w:ind w:left="360"/>
+      </w:pPr>
+      <w:r>
+        <w:rPr>
+          <w:b/>
+          <w:bCs/>
+        </w:rPr>
+        <w:t>Relazioni:</w:t>
+      </w:r>
+    </w:p>
+    <w:p>
+      <w:pPr>
+        <w:numPr>
+          <w:ilvl w:val="0"/>
+          <w:numId w:val="41"/>
+        </w:numPr>
+      </w:pPr>
+      <w:r>
+        <w:t xml:space="preserve">One-to-Many con </w:t>
       </w:r>
       <w:r>
         <w:rPr>
@@ -6362,13 +6737,132 @@
     </w:p>
     <w:p>
       <w:pPr>
+        <w:ind w:left="360"/>
+      </w:pPr>
+    </w:p>
+    <w:p>
+      <w:pPr>
+        <w:pStyle w:val="Titolo2"/>
+      </w:pPr>
+      <w:bookmarkStart w:id="31" w:name="_Toc226109559"/>
+      <w:r>
+        <w:rPr>
+          <w:rFonts w:ascii="Segoe UI Emoji" w:hAnsi="Segoe UI Emoji" w:cs="Segoe UI Emoji"/>
+        </w:rPr>
+        <w:t>🚚</w:t>
+      </w:r>
+      <w:r>
+        <w:t xml:space="preserve"> Tabella Spedizione</w:t>
+      </w:r>
+      <w:bookmarkEnd w:id="31"/>
+    </w:p>
+    <w:p>
+      <w:pPr>
+        <w:ind w:left="360"/>
+      </w:pPr>
+      <w:r>
+        <w:t>Contiene i dati relativi alla spedizione degli ordini.</w:t>
+      </w:r>
+    </w:p>
+    <w:p>
+      <w:pPr>
+        <w:ind w:left="360"/>
+      </w:pPr>
+      <w:r>
+        <w:rPr>
+          <w:b/>
+          <w:bCs/>
+        </w:rPr>
+        <w:t>Campi principali:</w:t>
+      </w:r>
+    </w:p>
+    <w:p>
+      <w:pPr>
         <w:numPr>
           <w:ilvl w:val="0"/>
-          <w:numId w:val="35"/>
+          <w:numId w:val="42"/>
         </w:numPr>
       </w:pPr>
       <w:r>
-        <w:t xml:space="preserve">Many-to-Many con </w:t>
+        <w:t xml:space="preserve">id (PK) </w:t>
+      </w:r>
+    </w:p>
+    <w:p>
+      <w:pPr>
+        <w:numPr>
+          <w:ilvl w:val="0"/>
+          <w:numId w:val="42"/>
+        </w:numPr>
+      </w:pPr>
+      <w:r>
+        <w:t xml:space="preserve">fragile </w:t>
+      </w:r>
+    </w:p>
+    <w:p>
+      <w:pPr>
+        <w:numPr>
+          <w:ilvl w:val="0"/>
+          <w:numId w:val="42"/>
+        </w:numPr>
+      </w:pPr>
+      <w:r>
+        <w:t xml:space="preserve">altezza </w:t>
+      </w:r>
+    </w:p>
+    <w:p>
+      <w:pPr>
+        <w:numPr>
+          <w:ilvl w:val="0"/>
+          <w:numId w:val="42"/>
+        </w:numPr>
+      </w:pPr>
+      <w:r>
+        <w:t xml:space="preserve">spessore </w:t>
+      </w:r>
+    </w:p>
+    <w:p>
+      <w:pPr>
+        <w:numPr>
+          <w:ilvl w:val="0"/>
+          <w:numId w:val="42"/>
+        </w:numPr>
+      </w:pPr>
+      <w:r>
+        <w:t xml:space="preserve">lunghezza </w:t>
+      </w:r>
+    </w:p>
+    <w:p>
+      <w:pPr>
+        <w:numPr>
+          <w:ilvl w:val="0"/>
+          <w:numId w:val="42"/>
+        </w:numPr>
+      </w:pPr>
+      <w:r>
+        <w:t xml:space="preserve">peso </w:t>
+      </w:r>
+    </w:p>
+    <w:p>
+      <w:pPr>
+        <w:ind w:left="360"/>
+      </w:pPr>
+      <w:r>
+        <w:rPr>
+          <w:b/>
+          <w:bCs/>
+        </w:rPr>
+        <w:t>Relazioni:</w:t>
+      </w:r>
+    </w:p>
+    <w:p>
+      <w:pPr>
+        <w:numPr>
+          <w:ilvl w:val="0"/>
+          <w:numId w:val="43"/>
+        </w:numPr>
+      </w:pPr>
+      <w:r>
+        <w:t xml:space="preserve">One-to-One con </w:t>
       </w:r>
       <w:r>
         <w:rPr>
@@ -6383,27 +6877,6 @@
     </w:p>
     <w:p>
       <w:pPr>
-        <w:numPr>
-          <w:ilvl w:val="0"/>
-          <w:numId w:val="35"/>
-        </w:numPr>
-      </w:pPr>
-      <w:r>
-        <w:t xml:space="preserve">Many-to-Many con </w:t>
-      </w:r>
-      <w:r>
-        <w:rPr>
-          <w:b/>
-          <w:bCs/>
-        </w:rPr>
-        <w:t>Magazzino</w:t>
-      </w:r>
-      <w:r>
-        <w:t xml:space="preserve"> </w:t>
-      </w:r>
-    </w:p>
-    <w:p>
-      <w:pPr>
         <w:ind w:left="360"/>
       </w:pPr>
     </w:p>
@@ -6411,514 +6884,7 @@
       <w:pPr>
         <w:pStyle w:val="Titolo2"/>
       </w:pPr>
-      <w:bookmarkStart w:id="29" w:name="_Toc226109556"/>
-      <w:r>
-        <w:rPr>
-          <w:rFonts w:ascii="Segoe UI Emoji" w:hAnsi="Segoe UI Emoji" w:cs="Segoe UI Emoji"/>
-        </w:rPr>
-        <w:t>🏬</w:t>
-      </w:r>
-      <w:r>
-        <w:t xml:space="preserve"> Tabella Magazzino</w:t>
-      </w:r>
-      <w:bookmarkEnd w:id="29"/>
-    </w:p>
-    <w:p>
-      <w:pPr>
-        <w:ind w:left="360"/>
-      </w:pPr>
-      <w:r>
-        <w:t>Gestisce la disponibilità dei prodotti nei diversi magazzini.</w:t>
-      </w:r>
-    </w:p>
-    <w:p>
-      <w:pPr>
-        <w:ind w:left="360"/>
-      </w:pPr>
-      <w:r>
-        <w:rPr>
-          <w:b/>
-          <w:bCs/>
-        </w:rPr>
-        <w:t>Campi principali:</w:t>
-      </w:r>
-    </w:p>
-    <w:p>
-      <w:pPr>
-        <w:numPr>
-          <w:ilvl w:val="0"/>
-          <w:numId w:val="36"/>
-        </w:numPr>
-      </w:pPr>
-      <w:r>
-        <w:t xml:space="preserve">id (PK) </w:t>
-      </w:r>
-    </w:p>
-    <w:p>
-      <w:pPr>
-        <w:numPr>
-          <w:ilvl w:val="0"/>
-          <w:numId w:val="36"/>
-        </w:numPr>
-      </w:pPr>
-      <w:r>
-        <w:t xml:space="preserve">nome </w:t>
-      </w:r>
-    </w:p>
-    <w:p>
-      <w:pPr>
-        <w:numPr>
-          <w:ilvl w:val="0"/>
-          <w:numId w:val="36"/>
-        </w:numPr>
-      </w:pPr>
-      <w:r>
-        <w:t xml:space="preserve">indirizzo </w:t>
-      </w:r>
-    </w:p>
-    <w:p>
-      <w:pPr>
-        <w:numPr>
-          <w:ilvl w:val="0"/>
-          <w:numId w:val="36"/>
-        </w:numPr>
-      </w:pPr>
-      <w:r>
-        <w:t xml:space="preserve">codice </w:t>
-      </w:r>
-    </w:p>
-    <w:p>
-      <w:pPr>
-        <w:numPr>
-          <w:ilvl w:val="0"/>
-          <w:numId w:val="36"/>
-        </w:numPr>
-      </w:pPr>
-      <w:proofErr w:type="spellStart"/>
-      <w:r>
-        <w:t>quantita</w:t>
-      </w:r>
-      <w:proofErr w:type="spellEnd"/>
-      <w:r>
-        <w:t xml:space="preserve"> </w:t>
-      </w:r>
-    </w:p>
-    <w:p>
-      <w:pPr>
-        <w:ind w:left="360"/>
-      </w:pPr>
-      <w:r>
-        <w:rPr>
-          <w:b/>
-          <w:bCs/>
-        </w:rPr>
-        <w:t>Relazioni:</w:t>
-      </w:r>
-    </w:p>
-    <w:p>
-      <w:pPr>
-        <w:numPr>
-          <w:ilvl w:val="0"/>
-          <w:numId w:val="37"/>
-        </w:numPr>
-      </w:pPr>
-      <w:r>
-        <w:t xml:space="preserve">Many-to-Many con </w:t>
-      </w:r>
-      <w:r>
-        <w:rPr>
-          <w:b/>
-          <w:bCs/>
-        </w:rPr>
-        <w:t>Prodotto</w:t>
-      </w:r>
-      <w:r>
-        <w:t xml:space="preserve"> (tramite tabella </w:t>
-      </w:r>
-      <w:proofErr w:type="spellStart"/>
-      <w:r>
-        <w:t>magazzino_prodotto</w:t>
-      </w:r>
-      <w:proofErr w:type="spellEnd"/>
-      <w:r>
-        <w:t xml:space="preserve">) </w:t>
-      </w:r>
-    </w:p>
-    <w:p>
-      <w:pPr>
-        <w:ind w:left="360"/>
-      </w:pPr>
-    </w:p>
-    <w:p>
-      <w:pPr>
-        <w:pStyle w:val="Titolo2"/>
-      </w:pPr>
-      <w:bookmarkStart w:id="30" w:name="_Toc226109557"/>
-      <w:r>
-        <w:rPr>
-          <w:rFonts w:ascii="Segoe UI Emoji" w:hAnsi="Segoe UI Emoji" w:cs="Segoe UI Emoji"/>
-        </w:rPr>
-        <w:t>🗂️</w:t>
-      </w:r>
-      <w:r>
-        <w:t xml:space="preserve"> Tabella Categoria</w:t>
-      </w:r>
-      <w:bookmarkEnd w:id="30"/>
-    </w:p>
-    <w:p>
-      <w:pPr>
-        <w:ind w:left="360"/>
-      </w:pPr>
-      <w:r>
-        <w:t>Organizza i prodotti in gruppi tematici.</w:t>
-      </w:r>
-    </w:p>
-    <w:p>
-      <w:pPr>
-        <w:ind w:left="360"/>
-      </w:pPr>
-      <w:r>
-        <w:rPr>
-          <w:b/>
-          <w:bCs/>
-        </w:rPr>
-        <w:t>Campi principali:</w:t>
-      </w:r>
-    </w:p>
-    <w:p>
-      <w:pPr>
-        <w:numPr>
-          <w:ilvl w:val="0"/>
-          <w:numId w:val="38"/>
-        </w:numPr>
-      </w:pPr>
-      <w:r>
-        <w:t xml:space="preserve">id (PK) </w:t>
-      </w:r>
-    </w:p>
-    <w:p>
-      <w:pPr>
-        <w:numPr>
-          <w:ilvl w:val="0"/>
-          <w:numId w:val="38"/>
-        </w:numPr>
-      </w:pPr>
-      <w:r>
-        <w:lastRenderedPageBreak/>
-        <w:t xml:space="preserve">nome </w:t>
-      </w:r>
-    </w:p>
-    <w:p>
-      <w:pPr>
-        <w:ind w:left="360"/>
-      </w:pPr>
-      <w:r>
-        <w:rPr>
-          <w:b/>
-          <w:bCs/>
-        </w:rPr>
-        <w:t>Relazioni:</w:t>
-      </w:r>
-    </w:p>
-    <w:p>
-      <w:pPr>
-        <w:numPr>
-          <w:ilvl w:val="0"/>
-          <w:numId w:val="39"/>
-        </w:numPr>
-      </w:pPr>
-      <w:r>
-        <w:t xml:space="preserve">Many-to-One con </w:t>
-      </w:r>
-      <w:r>
-        <w:rPr>
-          <w:b/>
-          <w:bCs/>
-        </w:rPr>
-        <w:t>Catalogo</w:t>
-      </w:r>
-      <w:r>
-        <w:t xml:space="preserve"> </w:t>
-      </w:r>
-    </w:p>
-    <w:p>
-      <w:pPr>
-        <w:numPr>
-          <w:ilvl w:val="0"/>
-          <w:numId w:val="39"/>
-        </w:numPr>
-      </w:pPr>
-      <w:r>
-        <w:t xml:space="preserve">One-to-Many con </w:t>
-      </w:r>
-      <w:r>
-        <w:rPr>
-          <w:b/>
-          <w:bCs/>
-        </w:rPr>
-        <w:t>Prodotto</w:t>
-      </w:r>
-      <w:r>
-        <w:t xml:space="preserve"> </w:t>
-      </w:r>
-    </w:p>
-    <w:p>
-      <w:pPr>
-        <w:ind w:left="360"/>
-      </w:pPr>
-    </w:p>
-    <w:p>
-      <w:pPr>
-        <w:pStyle w:val="Titolo2"/>
-      </w:pPr>
-      <w:bookmarkStart w:id="31" w:name="_Toc226109558"/>
-      <w:r>
-        <w:rPr>
-          <w:rFonts w:ascii="Segoe UI Emoji" w:hAnsi="Segoe UI Emoji" w:cs="Segoe UI Emoji"/>
-        </w:rPr>
-        <w:t>📚</w:t>
-      </w:r>
-      <w:r>
-        <w:t xml:space="preserve"> Tabella Catalogo</w:t>
-      </w:r>
-      <w:bookmarkEnd w:id="31"/>
-    </w:p>
-    <w:p>
-      <w:pPr>
-        <w:ind w:left="360"/>
-      </w:pPr>
-      <w:r>
-        <w:t>Rappresenta l’insieme delle categorie disponibili.</w:t>
-      </w:r>
-    </w:p>
-    <w:p>
-      <w:pPr>
-        <w:ind w:left="360"/>
-      </w:pPr>
-      <w:r>
-        <w:rPr>
-          <w:b/>
-          <w:bCs/>
-        </w:rPr>
-        <w:t>Campi principali:</w:t>
-      </w:r>
-    </w:p>
-    <w:p>
-      <w:pPr>
-        <w:numPr>
-          <w:ilvl w:val="0"/>
-          <w:numId w:val="40"/>
-        </w:numPr>
-      </w:pPr>
-      <w:r>
-        <w:t xml:space="preserve">id (PK) </w:t>
-      </w:r>
-    </w:p>
-    <w:p>
-      <w:pPr>
-        <w:numPr>
-          <w:ilvl w:val="0"/>
-          <w:numId w:val="40"/>
-        </w:numPr>
-      </w:pPr>
-      <w:r>
-        <w:t xml:space="preserve">nome </w:t>
-      </w:r>
-    </w:p>
-    <w:p>
-      <w:pPr>
-        <w:ind w:left="360"/>
-      </w:pPr>
-      <w:r>
-        <w:rPr>
-          <w:b/>
-          <w:bCs/>
-        </w:rPr>
-        <w:t>Relazioni:</w:t>
-      </w:r>
-    </w:p>
-    <w:p>
-      <w:pPr>
-        <w:numPr>
-          <w:ilvl w:val="0"/>
-          <w:numId w:val="41"/>
-        </w:numPr>
-      </w:pPr>
-      <w:r>
-        <w:t xml:space="preserve">One-to-Many con </w:t>
-      </w:r>
-      <w:r>
-        <w:rPr>
-          <w:b/>
-          <w:bCs/>
-        </w:rPr>
-        <w:t>Categoria</w:t>
-      </w:r>
-      <w:r>
-        <w:t xml:space="preserve"> </w:t>
-      </w:r>
-    </w:p>
-    <w:p>
-      <w:pPr>
-        <w:ind w:left="360"/>
-      </w:pPr>
-    </w:p>
-    <w:p>
-      <w:pPr>
-        <w:pStyle w:val="Titolo2"/>
-      </w:pPr>
-      <w:bookmarkStart w:id="32" w:name="_Toc226109559"/>
-      <w:r>
-        <w:rPr>
-          <w:rFonts w:ascii="Segoe UI Emoji" w:hAnsi="Segoe UI Emoji" w:cs="Segoe UI Emoji"/>
-        </w:rPr>
-        <w:t>🚚</w:t>
-      </w:r>
-      <w:r>
-        <w:t xml:space="preserve"> Tabella Spedizione</w:t>
-      </w:r>
-      <w:bookmarkEnd w:id="32"/>
-    </w:p>
-    <w:p>
-      <w:pPr>
-        <w:ind w:left="360"/>
-      </w:pPr>
-      <w:r>
-        <w:t>Contiene i dati relativi alla spedizione degli ordini.</w:t>
-      </w:r>
-    </w:p>
-    <w:p>
-      <w:pPr>
-        <w:ind w:left="360"/>
-      </w:pPr>
-      <w:r>
-        <w:rPr>
-          <w:b/>
-          <w:bCs/>
-        </w:rPr>
-        <w:t>Campi principali:</w:t>
-      </w:r>
-    </w:p>
-    <w:p>
-      <w:pPr>
-        <w:numPr>
-          <w:ilvl w:val="0"/>
-          <w:numId w:val="42"/>
-        </w:numPr>
-      </w:pPr>
-      <w:r>
-        <w:t xml:space="preserve">id (PK) </w:t>
-      </w:r>
-    </w:p>
-    <w:p>
-      <w:pPr>
-        <w:numPr>
-          <w:ilvl w:val="0"/>
-          <w:numId w:val="42"/>
-        </w:numPr>
-      </w:pPr>
-      <w:r>
-        <w:t xml:space="preserve">fragile </w:t>
-      </w:r>
-    </w:p>
-    <w:p>
-      <w:pPr>
-        <w:numPr>
-          <w:ilvl w:val="0"/>
-          <w:numId w:val="42"/>
-        </w:numPr>
-      </w:pPr>
-      <w:r>
-        <w:t xml:space="preserve">altezza </w:t>
-      </w:r>
-    </w:p>
-    <w:p>
-      <w:pPr>
-        <w:numPr>
-          <w:ilvl w:val="0"/>
-          <w:numId w:val="42"/>
-        </w:numPr>
-      </w:pPr>
-      <w:r>
-        <w:t xml:space="preserve">spessore </w:t>
-      </w:r>
-    </w:p>
-    <w:p>
-      <w:pPr>
-        <w:numPr>
-          <w:ilvl w:val="0"/>
-          <w:numId w:val="42"/>
-        </w:numPr>
-      </w:pPr>
-      <w:r>
-        <w:t xml:space="preserve">lunghezza </w:t>
-      </w:r>
-    </w:p>
-    <w:p>
-      <w:pPr>
-        <w:numPr>
-          <w:ilvl w:val="0"/>
-          <w:numId w:val="42"/>
-        </w:numPr>
-      </w:pPr>
-      <w:r>
-        <w:t xml:space="preserve">peso </w:t>
-      </w:r>
-    </w:p>
-    <w:p>
-      <w:pPr>
-        <w:numPr>
-          <w:ilvl w:val="0"/>
-          <w:numId w:val="42"/>
-        </w:numPr>
-      </w:pPr>
-      <w:r>
-        <w:t xml:space="preserve">estero </w:t>
-      </w:r>
-    </w:p>
-    <w:p>
-      <w:pPr>
-        <w:ind w:left="360"/>
-      </w:pPr>
-      <w:r>
-        <w:rPr>
-          <w:b/>
-          <w:bCs/>
-        </w:rPr>
-        <w:t>Relazioni:</w:t>
-      </w:r>
-    </w:p>
-    <w:p>
-      <w:pPr>
-        <w:numPr>
-          <w:ilvl w:val="0"/>
-          <w:numId w:val="43"/>
-        </w:numPr>
-      </w:pPr>
-      <w:r>
-        <w:t xml:space="preserve">One-to-One con </w:t>
-      </w:r>
-      <w:r>
-        <w:rPr>
-          <w:b/>
-          <w:bCs/>
-        </w:rPr>
-        <w:t>Ordine</w:t>
-      </w:r>
-      <w:r>
-        <w:t xml:space="preserve"> </w:t>
-      </w:r>
-    </w:p>
-    <w:p>
-      <w:pPr>
-        <w:ind w:left="360"/>
-      </w:pPr>
-    </w:p>
-    <w:p>
-      <w:pPr>
-        <w:pStyle w:val="Titolo2"/>
-      </w:pPr>
-      <w:bookmarkStart w:id="33" w:name="_Toc226109560"/>
+      <w:bookmarkStart w:id="32" w:name="_Toc226109560"/>
       <w:r>
         <w:rPr>
           <w:rFonts w:ascii="Segoe UI Emoji" w:hAnsi="Segoe UI Emoji" w:cs="Segoe UI Emoji"/>
@@ -6928,7 +6894,7 @@
       <w:r>
         <w:t xml:space="preserve"> Tabelle di Join</w:t>
       </w:r>
-      <w:bookmarkEnd w:id="33"/>
+      <w:bookmarkEnd w:id="32"/>
     </w:p>
     <w:p>
       <w:pPr>
@@ -6953,7 +6919,6 @@
         <w:ind w:left="360"/>
       </w:pPr>
       <w:r>
-        <w:lastRenderedPageBreak/>
         <w:t>Gestisce la relazione Many-to-Many tra Ordine e Prodotto:</w:t>
       </w:r>
     </w:p>
@@ -7024,6 +6989,7 @@
       </w:pPr>
       <w:proofErr w:type="spellStart"/>
       <w:r>
+        <w:lastRenderedPageBreak/>
         <w:t>magazzino_id</w:t>
       </w:r>
       <w:proofErr w:type="spellEnd"/>
@@ -7056,7 +7022,7 @@
       <w:pPr>
         <w:pStyle w:val="Titolo2"/>
       </w:pPr>
-      <w:bookmarkStart w:id="34" w:name="_Toc226109561"/>
+      <w:bookmarkStart w:id="33" w:name="_Toc226109561"/>
       <w:r>
         <w:t>S</w:t>
       </w:r>
@@ -7069,7 +7035,7 @@
       <w:r>
         <w:t>ma ERD</w:t>
       </w:r>
-      <w:bookmarkEnd w:id="34"/>
+      <w:bookmarkEnd w:id="33"/>
     </w:p>
     <w:p>
       <w:pPr>
@@ -7080,10 +7046,10 @@
           <w:noProof/>
         </w:rPr>
         <w:drawing>
-          <wp:inline distT="0" distB="0" distL="0" distR="0" wp14:anchorId="31566A70" wp14:editId="34701A3B">
-            <wp:extent cx="6120130" cy="5469255"/>
+          <wp:inline distT="0" distB="0" distL="0" distR="0" wp14:anchorId="598CB880" wp14:editId="710EC51C">
+            <wp:extent cx="6120130" cy="4744085"/>
             <wp:effectExtent l="0" t="0" r="0" b="0"/>
-            <wp:docPr id="44537649" name="Immagine 1"/>
+            <wp:docPr id="1790215581" name="Immagine 1"/>
             <wp:cNvGraphicFramePr>
               <a:graphicFrameLocks xmlns:a="http://schemas.openxmlformats.org/drawingml/2006/main" noChangeAspect="1"/>
             </wp:cNvGraphicFramePr>
@@ -7091,7 +7057,7 @@
               <a:graphicData uri="http://schemas.openxmlformats.org/drawingml/2006/picture">
                 <pic:pic xmlns:pic="http://schemas.openxmlformats.org/drawingml/2006/picture">
                   <pic:nvPicPr>
-                    <pic:cNvPr id="44537649" name="Immagine 44537649"/>
+                    <pic:cNvPr id="1790215581" name="Immagine 1790215581"/>
                     <pic:cNvPicPr/>
                   </pic:nvPicPr>
                   <pic:blipFill>
@@ -7109,7 +7075,7 @@
                   <pic:spPr>
                     <a:xfrm>
                       <a:off x="0" y="0"/>
-                      <a:ext cx="6120130" cy="5469255"/>
+                      <a:ext cx="6120130" cy="4744085"/>
                     </a:xfrm>
                     <a:prstGeom prst="rect">
                       <a:avLst/>
@@ -7124,16 +7090,6 @@
     </w:p>
     <w:p>
       <w:pPr>
-        <w:ind w:left="360"/>
-      </w:pPr>
-    </w:p>
-    <w:p>
-      <w:pPr>
-        <w:ind w:left="360"/>
-      </w:pPr>
-    </w:p>
-    <w:p>
-      <w:pPr>
         <w:pStyle w:val="Titolo1"/>
         <w:rPr>
           <w:b/>
@@ -7145,10 +7101,18 @@
           <w:b/>
           <w:bCs/>
         </w:rPr>
-        <w:lastRenderedPageBreak/>
         <w:t xml:space="preserve"> </w:t>
       </w:r>
-      <w:bookmarkStart w:id="35" w:name="_Toc226109562"/>
+      <w:bookmarkStart w:id="34" w:name="_Toc226109562"/>
+    </w:p>
+    <w:p>
+      <w:pPr>
+        <w:pStyle w:val="Titolo1"/>
+        <w:rPr>
+          <w:b/>
+          <w:bCs/>
+        </w:rPr>
+      </w:pPr>
       <w:r>
         <w:rPr>
           <w:b/>
@@ -7156,7 +7120,7 @@
         </w:rPr>
         <w:t>Sicurezza</w:t>
       </w:r>
-      <w:bookmarkEnd w:id="35"/>
+      <w:bookmarkEnd w:id="34"/>
     </w:p>
     <w:p>
       <w:pPr>
@@ -7194,29 +7158,20 @@
     </w:p>
     <w:p>
       <w:pPr>
-        <w:ind w:left="360"/>
-      </w:pPr>
-      <w:r>
-        <w:pict w14:anchorId="76549307">
-          <v:rect id="_x0000_i1246" style="width:0;height:1.5pt" o:hralign="center" o:hrstd="t" o:hr="t" fillcolor="#a0a0a0" stroked="f"/>
-        </w:pict>
-      </w:r>
-    </w:p>
-    <w:p>
-      <w:pPr>
         <w:pStyle w:val="Titolo2"/>
       </w:pPr>
-      <w:bookmarkStart w:id="36" w:name="_Toc226109563"/>
+      <w:bookmarkStart w:id="35" w:name="_Toc226109563"/>
       <w:r>
         <w:rPr>
           <w:rFonts w:ascii="Segoe UI Emoji" w:hAnsi="Segoe UI Emoji" w:cs="Segoe UI Emoji"/>
         </w:rPr>
+        <w:lastRenderedPageBreak/>
         <w:t>🔑</w:t>
       </w:r>
       <w:r>
         <w:t xml:space="preserve"> Autenticazione</w:t>
       </w:r>
-      <w:bookmarkEnd w:id="36"/>
+      <w:bookmarkEnd w:id="35"/>
     </w:p>
     <w:p>
       <w:pPr>
@@ -7373,9 +7328,207 @@
     </w:p>
     <w:p>
       <w:pPr>
+        <w:ind w:left="360"/>
+      </w:pPr>
+      <w:r>
+        <w:t xml:space="preserve">Il sistema utilizza un </w:t>
+      </w:r>
+      <w:proofErr w:type="spellStart"/>
+      <w:r>
+        <w:rPr>
+          <w:b/>
+          <w:bCs/>
+        </w:rPr>
+        <w:t>JwtFilter</w:t>
+      </w:r>
+      <w:proofErr w:type="spellEnd"/>
+      <w:r>
+        <w:t xml:space="preserve"> per gestire l’autenticazione delle richieste tramite token JWT.</w:t>
+      </w:r>
+    </w:p>
+    <w:p>
+      <w:pPr>
+        <w:ind w:left="360"/>
+      </w:pPr>
+      <w:r>
+        <w:rPr>
+          <w:rFonts w:ascii="Segoe UI Emoji" w:hAnsi="Segoe UI Emoji" w:cs="Segoe UI Emoji"/>
+        </w:rPr>
+        <w:t>⚠️</w:t>
+      </w:r>
+      <w:r>
+        <w:t xml:space="preserve"> Questo approccio:</w:t>
+      </w:r>
+      <w:r>
+        <w:br/>
+        <w:t>• intercetta ogni richiesta HTTP verificando la presenza del token nell’</w:t>
+      </w:r>
+      <w:proofErr w:type="spellStart"/>
+      <w:r>
+        <w:t>header</w:t>
+      </w:r>
+      <w:proofErr w:type="spellEnd"/>
+      <w:r>
+        <w:t xml:space="preserve"> </w:t>
+      </w:r>
+      <w:proofErr w:type="spellStart"/>
+      <w:r>
+        <w:rPr>
+          <w:i/>
+          <w:iCs/>
+        </w:rPr>
+        <w:t>Authorization</w:t>
+      </w:r>
+      <w:proofErr w:type="spellEnd"/>
+      <w:r>
+        <w:t>;</w:t>
+      </w:r>
+      <w:r>
+        <w:br/>
+        <w:t>• consente l’accesso solo se il token è valido e non scaduto;</w:t>
+      </w:r>
+      <w:r>
+        <w:br/>
+        <w:t xml:space="preserve">• restituisce una risposta </w:t>
+      </w:r>
+      <w:r>
+        <w:rPr>
+          <w:i/>
+          <w:iCs/>
+        </w:rPr>
+        <w:t xml:space="preserve">401 </w:t>
+      </w:r>
+      <w:proofErr w:type="spellStart"/>
+      <w:r>
+        <w:rPr>
+          <w:i/>
+          <w:iCs/>
+        </w:rPr>
+        <w:t>Unauthorized</w:t>
+      </w:r>
+      <w:proofErr w:type="spellEnd"/>
+      <w:r>
+        <w:t xml:space="preserve"> in caso di token invalido o scaduto;</w:t>
+      </w:r>
+      <w:r>
+        <w:br/>
+        <w:t>• esclude automaticamente alcune rotte pubbliche (come login e registrazione) dal processo di autenticazione.</w:t>
+      </w:r>
+    </w:p>
+    <w:p>
+      <w:pPr>
+        <w:ind w:left="360"/>
+      </w:pPr>
+      <w:r>
+        <w:t xml:space="preserve">L’utilizzo del </w:t>
+      </w:r>
+      <w:proofErr w:type="spellStart"/>
+      <w:r>
+        <w:rPr>
+          <w:b/>
+          <w:bCs/>
+        </w:rPr>
+        <w:t>JwtFilter</w:t>
+      </w:r>
+      <w:proofErr w:type="spellEnd"/>
+      <w:r>
+        <w:t xml:space="preserve"> permette di implementare un controllo centralizzato e sicuro degli accessi alle risorse protette.</w:t>
+      </w:r>
+    </w:p>
+    <w:p>
+      <w:pPr>
+        <w:ind w:left="360"/>
+      </w:pPr>
+    </w:p>
+    <w:p>
+      <w:pPr>
+        <w:ind w:left="360"/>
+      </w:pPr>
+      <w:r>
+        <w:t xml:space="preserve">Il sistema utilizza un </w:t>
+      </w:r>
+      <w:proofErr w:type="spellStart"/>
+      <w:r>
+        <w:rPr>
+          <w:b/>
+          <w:bCs/>
+        </w:rPr>
+        <w:t>JwtService</w:t>
+      </w:r>
+      <w:proofErr w:type="spellEnd"/>
+      <w:r>
+        <w:t xml:space="preserve"> per la gestione completa dei token JWT.</w:t>
+      </w:r>
+    </w:p>
+    <w:p>
+      <w:pPr>
+        <w:ind w:left="360"/>
+      </w:pPr>
+      <w:r>
+        <w:rPr>
+          <w:rFonts w:ascii="Segoe UI Emoji" w:hAnsi="Segoe UI Emoji" w:cs="Segoe UI Emoji"/>
+        </w:rPr>
+        <w:t>✅</w:t>
+      </w:r>
+      <w:r>
+        <w:t xml:space="preserve"> Questo approccio:</w:t>
+      </w:r>
+      <w:r>
+        <w:br/>
+        <w:t>• consente la generazione di token firmati contenenti le informazioni dell’utente;</w:t>
+      </w:r>
+      <w:r>
+        <w:br/>
+        <w:t>• garantisce l’integrità dei dati tramite una chiave segreta e algoritmo di firma;</w:t>
+      </w:r>
+      <w:r>
+        <w:br/>
+        <w:t>• permette di estrarre informazioni (come lo username) direttamente dal token;</w:t>
+      </w:r>
+      <w:r>
+        <w:br/>
+        <w:t>• verifica la validità e la scadenza del token per prevenire accessi non autorizzati.</w:t>
+      </w:r>
+    </w:p>
+    <w:p>
+      <w:pPr>
+        <w:ind w:left="360"/>
+      </w:pPr>
+      <w:r>
+        <w:lastRenderedPageBreak/>
+        <w:t xml:space="preserve">L’adozione del </w:t>
+      </w:r>
+      <w:proofErr w:type="spellStart"/>
+      <w:r>
+        <w:rPr>
+          <w:b/>
+          <w:bCs/>
+        </w:rPr>
+        <w:t>JwtService</w:t>
+      </w:r>
+      <w:proofErr w:type="spellEnd"/>
+      <w:r>
+        <w:t xml:space="preserve"> rende il sistema </w:t>
+      </w:r>
+      <w:proofErr w:type="spellStart"/>
+      <w:r>
+        <w:t>stateless</w:t>
+      </w:r>
+      <w:proofErr w:type="spellEnd"/>
+      <w:r>
+        <w:t xml:space="preserve"> e migliora la sicurezza nella gestione delle sessioni.</w:t>
+      </w:r>
+    </w:p>
+    <w:p>
+      <w:pPr>
+        <w:ind w:left="360"/>
+      </w:pPr>
+    </w:p>
+    <w:p>
+      <w:pPr>
         <w:pStyle w:val="Titolo2"/>
       </w:pPr>
-      <w:bookmarkStart w:id="37" w:name="_Toc226109564"/>
+      <w:bookmarkStart w:id="36" w:name="_Toc226109564"/>
       <w:r>
         <w:rPr>
           <w:rFonts w:ascii="Segoe UI Emoji" w:hAnsi="Segoe UI Emoji" w:cs="Segoe UI Emoji"/>
@@ -7385,22 +7538,14 @@
       <w:r>
         <w:t xml:space="preserve"> Autorizzazione e Ruoli</w:t>
       </w:r>
-      <w:bookmarkEnd w:id="37"/>
+      <w:bookmarkEnd w:id="36"/>
     </w:p>
     <w:p>
       <w:pPr>
         <w:ind w:left="360"/>
       </w:pPr>
       <w:r>
-        <w:t>Il sistema utilizza un modello di autorizzazione basato sui ruoli (Role-</w:t>
-      </w:r>
-      <w:proofErr w:type="spellStart"/>
-      <w:r>
-        <w:t>Based</w:t>
-      </w:r>
-      <w:proofErr w:type="spellEnd"/>
-      <w:r>
-        <w:t xml:space="preserve"> Access Control).</w:t>
+        <w:t>Il sistema utilizza un modello di autorizzazione basato sui ruoli (Role-Based Access Control).</w:t>
       </w:r>
     </w:p>
     <w:p>
@@ -7496,7 +7641,6 @@
         </w:numPr>
       </w:pPr>
       <w:r>
-        <w:lastRenderedPageBreak/>
         <w:t xml:space="preserve">Tutte le altre richieste richiedono un utente autenticato. </w:t>
       </w:r>
     </w:p>
@@ -7529,7 +7673,7 @@
       <w:pPr>
         <w:pStyle w:val="Titolo2"/>
       </w:pPr>
-      <w:bookmarkStart w:id="38" w:name="_Toc226109565"/>
+      <w:bookmarkStart w:id="37" w:name="_Toc226109565"/>
       <w:r>
         <w:rPr>
           <w:rFonts w:ascii="Segoe UI Emoji" w:hAnsi="Segoe UI Emoji" w:cs="Segoe UI Emoji"/>
@@ -7539,7 +7683,7 @@
       <w:r>
         <w:t xml:space="preserve"> Configurazione della sicurezza</w:t>
       </w:r>
-      <w:bookmarkEnd w:id="38"/>
+      <w:bookmarkEnd w:id="37"/>
     </w:p>
     <w:p>
       <w:pPr>
@@ -7634,7 +7778,7 @@
       <w:pPr>
         <w:pStyle w:val="Titolo2"/>
       </w:pPr>
-      <w:bookmarkStart w:id="39" w:name="_Toc226109566"/>
+      <w:bookmarkStart w:id="38" w:name="_Toc226109566"/>
       <w:r>
         <w:rPr>
           <w:rFonts w:ascii="Segoe UI Emoji" w:hAnsi="Segoe UI Emoji" w:cs="Segoe UI Emoji"/>
@@ -7644,86 +7788,15 @@
       <w:r>
         <w:t xml:space="preserve"> Gestione delle password</w:t>
       </w:r>
-      <w:bookmarkEnd w:id="39"/>
+      <w:bookmarkEnd w:id="38"/>
     </w:p>
     <w:p>
       <w:pPr>
         <w:ind w:left="360"/>
       </w:pPr>
       <w:r>
-        <w:t xml:space="preserve">Attualmente il sistema utilizza il </w:t>
-      </w:r>
-      <w:proofErr w:type="spellStart"/>
-      <w:r>
-        <w:rPr>
-          <w:b/>
-          <w:bCs/>
-        </w:rPr>
-        <w:t>NoOpPasswordEncoder</w:t>
-      </w:r>
-      <w:proofErr w:type="spellEnd"/>
-      <w:r>
-        <w:t>, che non applica alcuna cifratura alle password.</w:t>
-      </w:r>
-    </w:p>
-    <w:p>
-      <w:pPr>
-        <w:ind w:left="360"/>
-      </w:pPr>
-      <w:r>
-        <w:rPr>
-          <w:rFonts w:ascii="Segoe UI Emoji" w:hAnsi="Segoe UI Emoji" w:cs="Segoe UI Emoji"/>
-        </w:rPr>
-        <w:t>⚠️</w:t>
-      </w:r>
-      <w:r>
-        <w:t xml:space="preserve"> Questo approccio:</w:t>
-      </w:r>
-    </w:p>
-    <w:p>
-      <w:pPr>
-        <w:numPr>
-          <w:ilvl w:val="0"/>
-          <w:numId w:val="51"/>
-        </w:numPr>
-      </w:pPr>
-      <w:r>
-        <w:t xml:space="preserve">è adatto solo a scopi di sviluppo o test; </w:t>
-      </w:r>
-    </w:p>
-    <w:p>
-      <w:pPr>
-        <w:numPr>
-          <w:ilvl w:val="0"/>
-          <w:numId w:val="51"/>
-        </w:numPr>
-      </w:pPr>
-      <w:r>
-        <w:rPr>
-          <w:b/>
-          <w:bCs/>
-        </w:rPr>
-        <w:t>non è sicuro per ambienti di produzione</w:t>
-      </w:r>
-      <w:r>
-        <w:t xml:space="preserve">. </w:t>
-      </w:r>
-    </w:p>
-    <w:p>
-      <w:pPr>
-        <w:ind w:left="360"/>
-      </w:pPr>
-      <w:r>
-        <w:t>Per un utilizzo reale, è consigliato adottare un encoder sicuro come:</w:t>
-      </w:r>
-    </w:p>
-    <w:p>
-      <w:pPr>
-        <w:numPr>
-          <w:ilvl w:val="0"/>
-          <w:numId w:val="52"/>
-        </w:numPr>
-      </w:pPr>
+        <w:t xml:space="preserve">Il sistema utilizza il </w:t>
+      </w:r>
       <w:proofErr w:type="spellStart"/>
       <w:r>
         <w:rPr>
@@ -7734,7 +7807,7 @@
       </w:r>
       <w:proofErr w:type="spellEnd"/>
       <w:r>
-        <w:t>, che permette l’</w:t>
+        <w:t xml:space="preserve">, che applica un algoritmo di </w:t>
       </w:r>
       <w:proofErr w:type="spellStart"/>
       <w:r>
@@ -7742,19 +7815,108 @@
       </w:r>
       <w:proofErr w:type="spellEnd"/>
       <w:r>
-        <w:t xml:space="preserve"> delle password. </w:t>
+        <w:t xml:space="preserve"> sicuro alle password.</w:t>
       </w:r>
     </w:p>
     <w:p>
       <w:pPr>
         <w:ind w:left="360"/>
       </w:pPr>
+      <w:r>
+        <w:t>Questo approccio:</w:t>
+      </w:r>
+      <w:r>
+        <w:br/>
+        <w:t>• garantisce un elevato livello di sicurezza grazie all’</w:t>
+      </w:r>
+      <w:proofErr w:type="spellStart"/>
+      <w:r>
+        <w:t>hashing</w:t>
+      </w:r>
+      <w:proofErr w:type="spellEnd"/>
+      <w:r>
+        <w:t xml:space="preserve"> delle password;</w:t>
+      </w:r>
+      <w:r>
+        <w:br/>
+        <w:t xml:space="preserve">• include un meccanismo di </w:t>
+      </w:r>
+      <w:proofErr w:type="spellStart"/>
+      <w:r>
+        <w:rPr>
+          <w:i/>
+          <w:iCs/>
+        </w:rPr>
+        <w:t>salting</w:t>
+      </w:r>
+      <w:proofErr w:type="spellEnd"/>
+      <w:r>
+        <w:t xml:space="preserve"> automatico che protegge da attacchi come il </w:t>
+      </w:r>
+      <w:proofErr w:type="spellStart"/>
+      <w:r>
+        <w:rPr>
+          <w:i/>
+          <w:iCs/>
+        </w:rPr>
+        <w:t>rainbow</w:t>
+      </w:r>
+      <w:proofErr w:type="spellEnd"/>
+      <w:r>
+        <w:rPr>
+          <w:i/>
+          <w:iCs/>
+        </w:rPr>
+        <w:t xml:space="preserve"> </w:t>
+      </w:r>
+      <w:proofErr w:type="spellStart"/>
+      <w:r>
+        <w:rPr>
+          <w:i/>
+          <w:iCs/>
+        </w:rPr>
+        <w:t>table</w:t>
+      </w:r>
+      <w:proofErr w:type="spellEnd"/>
+      <w:r>
+        <w:t>;</w:t>
+      </w:r>
+      <w:r>
+        <w:br/>
+        <w:t>• è adatto per ambienti di produzione e conforme alle buone pratiche di sicurezza.</w:t>
+      </w:r>
+    </w:p>
+    <w:p>
+      <w:pPr>
+        <w:ind w:left="360"/>
+      </w:pPr>
+      <w:r>
+        <w:lastRenderedPageBreak/>
+        <w:t xml:space="preserve">L’adozione di </w:t>
+      </w:r>
+      <w:proofErr w:type="spellStart"/>
+      <w:r>
+        <w:rPr>
+          <w:b/>
+          <w:bCs/>
+        </w:rPr>
+        <w:t>BCryptPasswordEncoder</w:t>
+      </w:r>
+      <w:proofErr w:type="spellEnd"/>
+      <w:r>
+        <w:t xml:space="preserve"> rappresenta una scelta raccomandata per la protezione delle credenziali degli utenti in applicazioni reali.</w:t>
+      </w:r>
+    </w:p>
+    <w:p>
+      <w:pPr>
+        <w:ind w:left="360"/>
+      </w:pPr>
     </w:p>
     <w:p>
       <w:pPr>
         <w:pStyle w:val="Titolo2"/>
       </w:pPr>
-      <w:bookmarkStart w:id="40" w:name="_Toc226109567"/>
+      <w:bookmarkStart w:id="39" w:name="_Toc226109567"/>
       <w:r>
         <w:rPr>
           <w:rFonts w:ascii="Segoe UI Emoji" w:hAnsi="Segoe UI Emoji" w:cs="Segoe UI Emoji"/>
@@ -7764,7 +7926,7 @@
       <w:r>
         <w:t xml:space="preserve"> Gestione dei dettagli utente</w:t>
       </w:r>
-      <w:bookmarkEnd w:id="40"/>
+      <w:bookmarkEnd w:id="39"/>
     </w:p>
     <w:p>
       <w:pPr>
@@ -7835,6 +7997,162 @@
         <w:t>Permette l’integrazione con il sistema di autenticazione di Spring Security.</w:t>
       </w:r>
     </w:p>
+    <w:p/>
+    <w:p>
+      <w:pPr>
+        <w:pStyle w:val="Titolo2"/>
+      </w:pPr>
+      <w:r>
+        <w:rPr>
+          <w:rFonts w:ascii="Segoe UI Emoji" w:hAnsi="Segoe UI Emoji" w:cs="Segoe UI Emoji"/>
+        </w:rPr>
+        <w:t>🧩</w:t>
+      </w:r>
+      <w:r>
+        <w:t xml:space="preserve"> Gestione de</w:t>
+      </w:r>
+      <w:r>
+        <w:t>l login</w:t>
+      </w:r>
+    </w:p>
+    <w:p>
+      <w:pPr>
+        <w:ind w:left="360"/>
+      </w:pPr>
+      <w:r>
+        <w:t xml:space="preserve">Il sistema utilizza un </w:t>
+      </w:r>
+      <w:proofErr w:type="spellStart"/>
+      <w:r>
+        <w:rPr>
+          <w:b/>
+          <w:bCs/>
+        </w:rPr>
+        <w:t>LoginRequest</w:t>
+      </w:r>
+      <w:proofErr w:type="spellEnd"/>
+      <w:r>
+        <w:t xml:space="preserve"> per gestire i dati in ingresso durante il processo di autenticazione.</w:t>
+      </w:r>
+    </w:p>
+    <w:p>
+      <w:pPr>
+        <w:ind w:left="360"/>
+      </w:pPr>
+      <w:r>
+        <w:t>Questo approccio:</w:t>
+      </w:r>
+      <w:r>
+        <w:br/>
+        <w:t>• definisce una struttura chiara per username e password;</w:t>
+      </w:r>
+      <w:r>
+        <w:br/>
+        <w:t>• facilita la validazione dei dati ricevuti dal client;</w:t>
+      </w:r>
+      <w:r>
+        <w:br/>
+        <w:t>• separa il modello di richiesta dalla logica di business.</w:t>
+      </w:r>
+    </w:p>
+    <w:p>
+      <w:pPr>
+        <w:ind w:left="360"/>
+      </w:pPr>
+      <w:r>
+        <w:t xml:space="preserve">L’utilizzo del </w:t>
+      </w:r>
+      <w:proofErr w:type="spellStart"/>
+      <w:r>
+        <w:rPr>
+          <w:b/>
+          <w:bCs/>
+        </w:rPr>
+        <w:t>LoginRequest</w:t>
+      </w:r>
+      <w:proofErr w:type="spellEnd"/>
+      <w:r>
+        <w:t xml:space="preserve"> migliora l’organizzazione del codice e la gestione delle richieste di login.</w:t>
+      </w:r>
+    </w:p>
+    <w:p>
+      <w:pPr>
+        <w:ind w:left="360"/>
+      </w:pPr>
+    </w:p>
+    <w:p>
+      <w:pPr>
+        <w:ind w:left="360"/>
+      </w:pPr>
+      <w:r>
+        <w:t xml:space="preserve">Il sistema utilizza un </w:t>
+      </w:r>
+      <w:proofErr w:type="spellStart"/>
+      <w:r>
+        <w:rPr>
+          <w:b/>
+          <w:bCs/>
+        </w:rPr>
+        <w:t>LoginResponse</w:t>
+      </w:r>
+      <w:proofErr w:type="spellEnd"/>
+      <w:r>
+        <w:t xml:space="preserve"> per strutturare la risposta restituita al client dopo l’autenticazione.</w:t>
+      </w:r>
+    </w:p>
+    <w:p>
+      <w:pPr>
+        <w:ind w:left="360"/>
+      </w:pPr>
+      <w:r>
+        <w:rPr>
+          <w:rFonts w:ascii="Segoe UI Emoji" w:hAnsi="Segoe UI Emoji" w:cs="Segoe UI Emoji"/>
+        </w:rPr>
+        <w:t>✅</w:t>
+      </w:r>
+      <w:r>
+        <w:t xml:space="preserve"> Questo approccio:</w:t>
+      </w:r>
+      <w:r>
+        <w:br/>
+        <w:t>• include un messaggio informativo sull’esito dell’operazione;</w:t>
+      </w:r>
+      <w:r>
+        <w:br/>
+        <w:t>• restituisce il token JWT necessario per le richieste successive;</w:t>
+      </w:r>
+      <w:r>
+        <w:br/>
+        <w:t>• fornisce i dati dell’utente autenticato tramite un oggetto dedicato.</w:t>
+      </w:r>
+    </w:p>
+    <w:p>
+      <w:pPr>
+        <w:ind w:left="360"/>
+      </w:pPr>
+      <w:r>
+        <w:t xml:space="preserve">L’utilizzo del </w:t>
+      </w:r>
+      <w:proofErr w:type="spellStart"/>
+      <w:r>
+        <w:rPr>
+          <w:b/>
+          <w:bCs/>
+        </w:rPr>
+        <w:t>LoginResponse</w:t>
+      </w:r>
+      <w:proofErr w:type="spellEnd"/>
+      <w:r>
+        <w:t xml:space="preserve"> consente una comunicazione chiara, strutturata e facilmente gestibile lato client.</w:t>
+      </w:r>
+    </w:p>
+    <w:p>
+      <w:pPr>
+        <w:ind w:left="360"/>
+      </w:pPr>
+    </w:p>
+    <w:p/>
+    <w:p/>
     <w:p>
       <w:pPr>
         <w:ind w:left="360"/>
@@ -7848,16 +8166,15 @@
           <w:bCs/>
         </w:rPr>
       </w:pPr>
-      <w:bookmarkStart w:id="41" w:name="_Toc226109568"/>
+      <w:bookmarkStart w:id="40" w:name="_Toc226109568"/>
       <w:r>
         <w:rPr>
           <w:b/>
           <w:bCs/>
         </w:rPr>
-        <w:lastRenderedPageBreak/>
         <w:t>Testing</w:t>
       </w:r>
-      <w:bookmarkEnd w:id="41"/>
+      <w:bookmarkEnd w:id="40"/>
     </w:p>
     <w:p>
       <w:pPr>
@@ -7908,7 +8225,7 @@
       <w:pPr>
         <w:pStyle w:val="Titolo2"/>
       </w:pPr>
-      <w:bookmarkStart w:id="42" w:name="_Toc226109569"/>
+      <w:bookmarkStart w:id="41" w:name="_Toc226109569"/>
       <w:r>
         <w:rPr>
           <w:rFonts w:ascii="Segoe UI Emoji" w:hAnsi="Segoe UI Emoji" w:cs="Segoe UI Emoji"/>
@@ -7918,7 +8235,7 @@
       <w:r>
         <w:t xml:space="preserve"> Test dei servizi (Service Layer)</w:t>
       </w:r>
-      <w:bookmarkEnd w:id="42"/>
+      <w:bookmarkEnd w:id="41"/>
     </w:p>
     <w:p>
       <w:pPr>
@@ -7997,7 +8314,7 @@
       <w:pPr>
         <w:pStyle w:val="Titolo2"/>
       </w:pPr>
-      <w:bookmarkStart w:id="43" w:name="_Toc226109570"/>
+      <w:bookmarkStart w:id="42" w:name="_Toc226109570"/>
       <w:r>
         <w:rPr>
           <w:rFonts w:ascii="Segoe UI Emoji" w:hAnsi="Segoe UI Emoji" w:cs="Segoe UI Emoji"/>
@@ -8007,7 +8324,7 @@
       <w:r>
         <w:t xml:space="preserve"> Test dei controller (API Layer)</w:t>
       </w:r>
-      <w:bookmarkEnd w:id="43"/>
+      <w:bookmarkEnd w:id="42"/>
     </w:p>
     <w:p>
       <w:pPr>
@@ -8079,7 +8396,7 @@
       <w:pPr>
         <w:pStyle w:val="Titolo2"/>
       </w:pPr>
-      <w:bookmarkStart w:id="44" w:name="_Toc226109571"/>
+      <w:bookmarkStart w:id="43" w:name="_Toc226109571"/>
       <w:r>
         <w:rPr>
           <w:rFonts w:ascii="Segoe UI Emoji" w:hAnsi="Segoe UI Emoji" w:cs="Segoe UI Emoji"/>
@@ -8089,7 +8406,7 @@
       <w:r>
         <w:t xml:space="preserve"> Tipologie di test implementate</w:t>
       </w:r>
-      <w:bookmarkEnd w:id="44"/>
+      <w:bookmarkEnd w:id="43"/>
     </w:p>
     <w:p>
       <w:pPr>
@@ -8173,6 +8490,7 @@
         </w:numPr>
       </w:pPr>
       <w:r>
+        <w:lastRenderedPageBreak/>
         <w:t xml:space="preserve">Testano i controller REST; </w:t>
       </w:r>
     </w:p>
@@ -8184,7 +8502,6 @@
         </w:numPr>
       </w:pPr>
       <w:r>
-        <w:lastRenderedPageBreak/>
         <w:t xml:space="preserve">Verificano il corretto mapping delle richieste HTTP; </w:t>
       </w:r>
     </w:p>
@@ -8210,7 +8527,7 @@
         </w:rPr>
         <w:t xml:space="preserve">    </w:t>
       </w:r>
-      <w:bookmarkStart w:id="45" w:name="_Toc226109572"/>
+      <w:bookmarkStart w:id="44" w:name="_Toc226109572"/>
       <w:r>
         <w:rPr>
           <w:rFonts w:ascii="Segoe UI Emoji" w:hAnsi="Segoe UI Emoji" w:cs="Segoe UI Emoji"/>
@@ -8220,7 +8537,7 @@
       <w:r>
         <w:t xml:space="preserve"> Obiettivi del testing</w:t>
       </w:r>
-      <w:bookmarkEnd w:id="45"/>
+      <w:bookmarkEnd w:id="44"/>
     </w:p>
     <w:p>
       <w:pPr>
@@ -8299,7 +8616,7 @@
         </w:rPr>
         <w:t xml:space="preserve"> </w:t>
       </w:r>
-      <w:bookmarkStart w:id="46" w:name="_Toc226109573"/>
+      <w:bookmarkStart w:id="45" w:name="_Toc226109573"/>
       <w:r>
         <w:rPr>
           <w:b/>
@@ -8307,7 +8624,7 @@
         </w:rPr>
         <w:t>Profili Spring</w:t>
       </w:r>
-      <w:bookmarkEnd w:id="46"/>
+      <w:bookmarkEnd w:id="45"/>
     </w:p>
     <w:p>
       <w:pPr>
@@ -8347,7 +8664,7 @@
       <w:pPr>
         <w:pStyle w:val="Titolo2"/>
       </w:pPr>
-      <w:bookmarkStart w:id="47" w:name="_Toc226109574"/>
+      <w:bookmarkStart w:id="46" w:name="_Toc226109574"/>
       <w:r>
         <w:rPr>
           <w:rFonts w:ascii="Segoe UI Emoji" w:hAnsi="Segoe UI Emoji" w:cs="Segoe UI Emoji"/>
@@ -8357,7 +8674,7 @@
       <w:r>
         <w:t xml:space="preserve"> Profilo secure</w:t>
       </w:r>
-      <w:bookmarkEnd w:id="47"/>
+      <w:bookmarkEnd w:id="46"/>
     </w:p>
     <w:p>
       <w:pPr>
@@ -8498,6 +8815,7 @@
         <w:ind w:left="360"/>
       </w:pPr>
       <w:r>
+        <w:lastRenderedPageBreak/>
         <w:t>Questo profilo è pensato per ambienti in cui è necessario garantire la protezione delle risorse, come produzione o test avanzati.</w:t>
       </w:r>
     </w:p>
@@ -8510,7 +8828,7 @@
       <w:pPr>
         <w:pStyle w:val="Titolo2"/>
       </w:pPr>
-      <w:bookmarkStart w:id="48" w:name="_Toc226109575"/>
+      <w:bookmarkStart w:id="47" w:name="_Toc226109575"/>
       <w:r>
         <w:rPr>
           <w:rFonts w:ascii="Segoe UI Emoji" w:hAnsi="Segoe UI Emoji" w:cs="Segoe UI Emoji"/>
@@ -8518,9 +8836,14 @@
         <w:t>🔓</w:t>
       </w:r>
       <w:r>
-        <w:t xml:space="preserve"> Profilo !secure</w:t>
-      </w:r>
-      <w:bookmarkEnd w:id="48"/>
+        <w:t xml:space="preserve"> Profilo </w:t>
+      </w:r>
+      <w:bookmarkEnd w:id="47"/>
+      <w:proofErr w:type="spellStart"/>
+      <w:r>
+        <w:t>dev</w:t>
+      </w:r>
+      <w:proofErr w:type="spellEnd"/>
     </w:p>
     <w:p>
       <w:pPr>
@@ -8529,13 +8852,15 @@
       <w:r>
         <w:t xml:space="preserve">Il profilo </w:t>
       </w:r>
+      <w:proofErr w:type="spellStart"/>
       <w:r>
         <w:rPr>
           <w:b/>
           <w:bCs/>
         </w:rPr>
-        <w:t>non secure</w:t>
-      </w:r>
+        <w:t>dev</w:t>
+      </w:r>
+      <w:proofErr w:type="spellEnd"/>
       <w:r>
         <w:t xml:space="preserve"> (attivo quando il profilo secure non è selezionato) disabilita completamente i controlli di sicurezza tramite la classe </w:t>
       </w:r>
@@ -8614,7 +8939,7 @@
       <w:pPr>
         <w:pStyle w:val="Titolo2"/>
       </w:pPr>
-      <w:bookmarkStart w:id="49" w:name="_Toc226109576"/>
+      <w:bookmarkStart w:id="48" w:name="_Toc226109576"/>
       <w:r>
         <w:rPr>
           <w:rFonts w:ascii="Segoe UI Emoji" w:hAnsi="Segoe UI Emoji" w:cs="Segoe UI Emoji"/>
@@ -8624,7 +8949,7 @@
       <w:r>
         <w:t xml:space="preserve"> Vantaggi dell’utilizzo dei profili</w:t>
       </w:r>
-      <w:bookmarkEnd w:id="49"/>
+      <w:bookmarkEnd w:id="48"/>
     </w:p>
     <w:p>
       <w:pPr>
